--- a/现代软件开发技术_学习笔记/09.docx
+++ b/现代软件开发技术_学习笔记/09.docx
@@ -4,13 +4,14 @@
   <w:body>
     <w:p>
       <w:pPr>
-        <w:pStyle w:val="3"/>
+        <w:pStyle w:val="4"/>
         <w:bidi w:val="0"/>
         <w:jc w:val="center"/>
         <w:rPr>
           <w:rFonts w:hint="default"/>
         </w:rPr>
       </w:pPr>
+      <w:bookmarkStart w:id="0" w:name="_GoBack"/>
       <w:r>
         <w:rPr>
           <w:rFonts w:hint="default"/>
@@ -18,6 +19,7 @@
         <w:t>多 Agent 状态机协作与工作流编排</w:t>
       </w:r>
     </w:p>
+    <w:bookmarkEnd w:id="0"/>
     <w:p>
       <w:pPr>
         <w:rPr>
@@ -33,14 +35,386 @@
     </w:p>
     <w:p>
       <w:pPr>
+        <w:numPr>
+          <w:ilvl w:val="0"/>
+          <w:numId w:val="1"/>
+        </w:numPr>
+        <w:bidi w:val="0"/>
+        <w:rPr>
+          <w:rFonts w:hint="default"/>
+        </w:rPr>
+      </w:pPr>
+      <w:r>
+        <w:rPr>
+          <w:rFonts w:hint="default"/>
+        </w:rPr>
+        <w:t>定义目标契约与工作流状态</w:t>
+      </w:r>
+    </w:p>
+    <w:p>
+      <w:pPr>
+        <w:bidi w:val="0"/>
+      </w:pPr>
+      <w:r>
+        <w:t>多 Agent 工作流不能只传一句“帮我做完”。它需要一个目标契约，说明目标是什么、怎么判定成功、有哪些约束、什么时候停止。状态对象则是所有节点共享的黑板。</w:t>
+      </w:r>
+    </w:p>
+    <w:p>
+      <w:pPr>
+        <w:rPr>
+          <w:rFonts w:hint="eastAsia" w:eastAsiaTheme="minorEastAsia"/>
+          <w:lang w:val="en-US" w:eastAsia="zh-CN"/>
+        </w:rPr>
+      </w:pPr>
+    </w:p>
+    <w:p>
+      <w:pPr>
+        <w:numPr>
+          <w:ilvl w:val="0"/>
+          <w:numId w:val="1"/>
+        </w:numPr>
+        <w:ind w:left="0" w:leftChars="0" w:firstLine="0" w:firstLineChars="0"/>
         <w:rPr>
           <w:rFonts w:hint="eastAsia"/>
-        </w:rPr>
-      </w:pPr>
-      <w:bookmarkStart w:id="0" w:name="_GoBack"/>
-      <w:bookmarkEnd w:id="0"/>
-    </w:p>
-    <w:p/>
+          <w:lang w:val="en-US" w:eastAsia="zh-CN"/>
+        </w:rPr>
+      </w:pPr>
+      <w:r>
+        <w:rPr>
+          <w:rFonts w:hint="eastAsia"/>
+          <w:lang w:val="en-US" w:eastAsia="zh-CN"/>
+        </w:rPr>
+        <w:t>实现agent节点</w:t>
+      </w:r>
+    </w:p>
+    <w:p>
+      <w:pPr>
+        <w:bidi w:val="0"/>
+      </w:pPr>
+      <w:r>
+        <w:t>每个函数模拟一个 Agent 节点，只读写自己负责的字段。</w:t>
+      </w:r>
+    </w:p>
+    <w:p>
+      <w:pPr>
+        <w:bidi w:val="0"/>
+      </w:pPr>
+    </w:p>
+    <w:p>
+      <w:pPr>
+        <w:bidi w:val="0"/>
+      </w:pPr>
+      <w:r>
+        <w:rPr>
+          <w:rFonts w:hint="eastAsia"/>
+          <w:lang w:val="en-US" w:eastAsia="zh-CN"/>
+        </w:rPr>
+        <w:t>三、</w:t>
+      </w:r>
+      <w:r>
+        <w:rPr>
+          <w:rFonts w:hint="default"/>
+        </w:rPr>
+        <w:t>实现状态机调度器</w:t>
+      </w:r>
+    </w:p>
+    <w:p>
+      <w:pPr>
+        <w:bidi w:val="0"/>
+      </w:pPr>
+      <w:r>
+        <w:t>状态机调度器决定节点顺序和失败出口。注意：调度器不需要知道模型怎么调用，也不负责 Token 预算</w:t>
+      </w:r>
+    </w:p>
+    <w:p>
+      <w:pPr>
+        <w:bidi w:val="0"/>
+      </w:pPr>
+    </w:p>
+    <w:p>
+      <w:pPr>
+        <w:bidi w:val="0"/>
+        <w:rPr>
+          <w:rFonts w:hint="eastAsia"/>
+          <w:lang w:val="en-US" w:eastAsia="zh-CN"/>
+        </w:rPr>
+      </w:pPr>
+      <w:r>
+        <w:rPr>
+          <w:rFonts w:hint="eastAsia"/>
+          <w:lang w:val="en-US" w:eastAsia="zh-CN"/>
+        </w:rPr>
+        <w:t>四、运行成功路径</w:t>
+      </w:r>
+    </w:p>
+    <w:p>
+      <w:pPr>
+        <w:bidi w:val="0"/>
+      </w:pPr>
+      <w:r>
+        <w:t>观察一次完整的“失败反馈 -&gt; 修正 -&gt; 测试通过 -&gt; 检查点批准”闭环</w:t>
+      </w:r>
+    </w:p>
+    <w:p>
+      <w:pPr>
+        <w:bidi w:val="0"/>
+      </w:pPr>
+      <w:r>
+        <w:drawing>
+          <wp:inline distT="0" distB="0" distL="114300" distR="114300">
+            <wp:extent cx="5273675" cy="4728845"/>
+            <wp:effectExtent l="0" t="0" r="9525" b="8255"/>
+            <wp:docPr id="1" name="图片 1"/>
+            <wp:cNvGraphicFramePr>
+              <a:graphicFrameLocks xmlns:a="http://schemas.openxmlformats.org/drawingml/2006/main" noChangeAspect="1"/>
+            </wp:cNvGraphicFramePr>
+            <a:graphic xmlns:a="http://schemas.openxmlformats.org/drawingml/2006/main">
+              <a:graphicData uri="http://schemas.openxmlformats.org/drawingml/2006/picture">
+                <pic:pic xmlns:pic="http://schemas.openxmlformats.org/drawingml/2006/picture">
+                  <pic:nvPicPr>
+                    <pic:cNvPr id="1" name="图片 1"/>
+                    <pic:cNvPicPr>
+                      <a:picLocks noChangeAspect="1"/>
+                    </pic:cNvPicPr>
+                  </pic:nvPicPr>
+                  <pic:blipFill>
+                    <a:blip r:embed="rId4"/>
+                    <a:stretch>
+                      <a:fillRect/>
+                    </a:stretch>
+                  </pic:blipFill>
+                  <pic:spPr>
+                    <a:xfrm>
+                      <a:off x="0" y="0"/>
+                      <a:ext cx="5273675" cy="4728845"/>
+                    </a:xfrm>
+                    <a:prstGeom prst="rect">
+                      <a:avLst/>
+                    </a:prstGeom>
+                    <a:noFill/>
+                    <a:ln>
+                      <a:noFill/>
+                    </a:ln>
+                  </pic:spPr>
+                </pic:pic>
+              </a:graphicData>
+            </a:graphic>
+          </wp:inline>
+        </w:drawing>
+      </w:r>
+    </w:p>
+    <w:p>
+      <w:pPr>
+        <w:bidi w:val="0"/>
+      </w:pPr>
+      <w:r>
+        <w:drawing>
+          <wp:inline distT="0" distB="0" distL="114300" distR="114300">
+            <wp:extent cx="5271135" cy="1357630"/>
+            <wp:effectExtent l="0" t="0" r="12065" b="1270"/>
+            <wp:docPr id="2" name="图片 2"/>
+            <wp:cNvGraphicFramePr>
+              <a:graphicFrameLocks xmlns:a="http://schemas.openxmlformats.org/drawingml/2006/main" noChangeAspect="1"/>
+            </wp:cNvGraphicFramePr>
+            <a:graphic xmlns:a="http://schemas.openxmlformats.org/drawingml/2006/main">
+              <a:graphicData uri="http://schemas.openxmlformats.org/drawingml/2006/picture">
+                <pic:pic xmlns:pic="http://schemas.openxmlformats.org/drawingml/2006/picture">
+                  <pic:nvPicPr>
+                    <pic:cNvPr id="2" name="图片 2"/>
+                    <pic:cNvPicPr>
+                      <a:picLocks noChangeAspect="1"/>
+                    </pic:cNvPicPr>
+                  </pic:nvPicPr>
+                  <pic:blipFill>
+                    <a:blip r:embed="rId5"/>
+                    <a:stretch>
+                      <a:fillRect/>
+                    </a:stretch>
+                  </pic:blipFill>
+                  <pic:spPr>
+                    <a:xfrm>
+                      <a:off x="0" y="0"/>
+                      <a:ext cx="5271135" cy="1357630"/>
+                    </a:xfrm>
+                    <a:prstGeom prst="rect">
+                      <a:avLst/>
+                    </a:prstGeom>
+                    <a:noFill/>
+                    <a:ln>
+                      <a:noFill/>
+                    </a:ln>
+                  </pic:spPr>
+                </pic:pic>
+              </a:graphicData>
+            </a:graphic>
+          </wp:inline>
+        </w:drawing>
+      </w:r>
+    </w:p>
+    <w:p>
+      <w:pPr>
+        <w:bidi w:val="0"/>
+      </w:pPr>
+      <w:r>
+        <w:rPr>
+          <w:rFonts w:hint="eastAsia"/>
+          <w:lang w:val="en-US" w:eastAsia="zh-CN"/>
+        </w:rPr>
+        <w:t>五、</w:t>
+      </w:r>
+      <w:r>
+        <w:rPr>
+          <w:rFonts w:hint="default"/>
+        </w:rPr>
+        <w:t>观察人工确认路径</w:t>
+      </w:r>
+    </w:p>
+    <w:p>
+      <w:pPr>
+        <w:bidi w:val="0"/>
+      </w:pPr>
+      <w:r>
+        <w:t>真实 Agent 系统中，某些步骤不能自动结束，需要等待用户或授课老师确认。本阶段模拟“不自动批准”的检查点。</w:t>
+      </w:r>
+    </w:p>
+    <w:p>
+      <w:pPr>
+        <w:bidi w:val="0"/>
+      </w:pPr>
+      <w:r>
+        <w:drawing>
+          <wp:inline distT="0" distB="0" distL="114300" distR="114300">
+            <wp:extent cx="5266690" cy="506730"/>
+            <wp:effectExtent l="0" t="0" r="3810" b="1270"/>
+            <wp:docPr id="3" name="图片 3"/>
+            <wp:cNvGraphicFramePr>
+              <a:graphicFrameLocks xmlns:a="http://schemas.openxmlformats.org/drawingml/2006/main" noChangeAspect="1"/>
+            </wp:cNvGraphicFramePr>
+            <a:graphic xmlns:a="http://schemas.openxmlformats.org/drawingml/2006/main">
+              <a:graphicData uri="http://schemas.openxmlformats.org/drawingml/2006/picture">
+                <pic:pic xmlns:pic="http://schemas.openxmlformats.org/drawingml/2006/picture">
+                  <pic:nvPicPr>
+                    <pic:cNvPr id="3" name="图片 3"/>
+                    <pic:cNvPicPr>
+                      <a:picLocks noChangeAspect="1"/>
+                    </pic:cNvPicPr>
+                  </pic:nvPicPr>
+                  <pic:blipFill>
+                    <a:blip r:embed="rId6"/>
+                    <a:stretch>
+                      <a:fillRect/>
+                    </a:stretch>
+                  </pic:blipFill>
+                  <pic:spPr>
+                    <a:xfrm>
+                      <a:off x="0" y="0"/>
+                      <a:ext cx="5266690" cy="506730"/>
+                    </a:xfrm>
+                    <a:prstGeom prst="rect">
+                      <a:avLst/>
+                    </a:prstGeom>
+                    <a:noFill/>
+                    <a:ln>
+                      <a:noFill/>
+                    </a:ln>
+                  </pic:spPr>
+                </pic:pic>
+              </a:graphicData>
+            </a:graphic>
+          </wp:inline>
+        </w:drawing>
+      </w:r>
+    </w:p>
+    <w:p>
+      <w:pPr>
+        <w:numPr>
+          <w:ilvl w:val="0"/>
+          <w:numId w:val="2"/>
+        </w:numPr>
+        <w:bidi w:val="0"/>
+        <w:rPr>
+          <w:rFonts w:hint="eastAsia"/>
+          <w:lang w:val="en-US" w:eastAsia="zh-CN"/>
+        </w:rPr>
+      </w:pPr>
+      <w:r>
+        <w:rPr>
+          <w:rFonts w:hint="eastAsia"/>
+          <w:lang w:val="en-US" w:eastAsia="zh-CN"/>
+        </w:rPr>
+        <w:t>自动化测试</w:t>
+      </w:r>
+    </w:p>
+    <w:p>
+      <w:pPr>
+        <w:numPr>
+          <w:numId w:val="0"/>
+        </w:numPr>
+        <w:bidi w:val="0"/>
+      </w:pPr>
+      <w:r>
+        <w:drawing>
+          <wp:inline distT="0" distB="0" distL="114300" distR="114300">
+            <wp:extent cx="5274310" cy="306705"/>
+            <wp:effectExtent l="0" t="0" r="8890" b="10795"/>
+            <wp:docPr id="4" name="图片 4"/>
+            <wp:cNvGraphicFramePr>
+              <a:graphicFrameLocks xmlns:a="http://schemas.openxmlformats.org/drawingml/2006/main" noChangeAspect="1"/>
+            </wp:cNvGraphicFramePr>
+            <a:graphic xmlns:a="http://schemas.openxmlformats.org/drawingml/2006/main">
+              <a:graphicData uri="http://schemas.openxmlformats.org/drawingml/2006/picture">
+                <pic:pic xmlns:pic="http://schemas.openxmlformats.org/drawingml/2006/picture">
+                  <pic:nvPicPr>
+                    <pic:cNvPr id="4" name="图片 4"/>
+                    <pic:cNvPicPr>
+                      <a:picLocks noChangeAspect="1"/>
+                    </pic:cNvPicPr>
+                  </pic:nvPicPr>
+                  <pic:blipFill>
+                    <a:blip r:embed="rId7"/>
+                    <a:stretch>
+                      <a:fillRect/>
+                    </a:stretch>
+                  </pic:blipFill>
+                  <pic:spPr>
+                    <a:xfrm>
+                      <a:off x="0" y="0"/>
+                      <a:ext cx="5274310" cy="306705"/>
+                    </a:xfrm>
+                    <a:prstGeom prst="rect">
+                      <a:avLst/>
+                    </a:prstGeom>
+                    <a:noFill/>
+                    <a:ln>
+                      <a:noFill/>
+                    </a:ln>
+                  </pic:spPr>
+                </pic:pic>
+              </a:graphicData>
+            </a:graphic>
+          </wp:inline>
+        </w:drawing>
+      </w:r>
+    </w:p>
+    <w:p>
+      <w:pPr>
+        <w:numPr>
+          <w:numId w:val="0"/>
+        </w:numPr>
+        <w:bidi w:val="0"/>
+        <w:rPr>
+          <w:rFonts w:hint="default" w:eastAsiaTheme="minorEastAsia"/>
+          <w:lang w:val="en-US" w:eastAsia="zh-CN"/>
+        </w:rPr>
+      </w:pPr>
+      <w:r>
+        <w:rPr>
+          <w:rFonts w:hint="eastAsia"/>
+          <w:lang w:val="en-US" w:eastAsia="zh-CN"/>
+        </w:rPr>
+        <w:t>七、docker复现</w:t>
+      </w:r>
+    </w:p>
     <w:sectPr>
       <w:pgSz w:w="11906" w:h="16838"/>
       <w:pgMar w:top="1440" w:right="1800" w:bottom="1440" w:left="1800" w:header="851" w:footer="992" w:gutter="0"/>
@@ -49,6 +423,47 @@
     </w:sectPr>
   </w:body>
 </w:document>
+</file>
+
+<file path=word/numbering.xml><?xml version="1.0" encoding="utf-8"?>
+<w:numbering xmlns:wpc="http://schemas.microsoft.com/office/word/2010/wordprocessingCanvas" xmlns:mc="http://schemas.openxmlformats.org/markup-compatibility/2006" xmlns:o="urn:schemas-microsoft-com:office:office" xmlns:r="http://schemas.openxmlformats.org/officeDocument/2006/relationships" xmlns:m="http://schemas.openxmlformats.org/officeDocument/2006/math" xmlns:v="urn:schemas-microsoft-com:vml" xmlns:wp14="http://schemas.microsoft.com/office/word/2010/wordprocessingDrawing" xmlns:wp="http://schemas.openxmlformats.org/drawingml/2006/wordprocessingDrawing" xmlns:w10="urn:schemas-microsoft-com:office:word" xmlns:w="http://schemas.openxmlformats.org/wordprocessingml/2006/main" xmlns:w14="http://schemas.microsoft.com/office/word/2010/wordml" xmlns:wpg="http://schemas.microsoft.com/office/word/2010/wordprocessingGroup" xmlns:wpi="http://schemas.microsoft.com/office/word/2010/wordprocessingInk" xmlns:wne="http://schemas.microsoft.com/office/word/2006/wordml" xmlns:wps="http://schemas.microsoft.com/office/word/2010/wordprocessingShape" xmlns:wpsCustomData="http://www.wps.cn/officeDocument/2013/wpsCustomData" mc:Ignorable="w14 wp14">
+  <w:abstractNum w:abstractNumId="0">
+    <w:nsid w:val="080B5B23"/>
+    <w:multiLevelType w:val="singleLevel"/>
+    <w:tmpl w:val="080B5B23"/>
+    <w:lvl w:ilvl="0" w:tentative="0">
+      <w:start w:val="1"/>
+      <w:numFmt w:val="chineseCounting"/>
+      <w:suff w:val="nothing"/>
+      <w:lvlText w:val="%1、"/>
+      <w:lvlJc w:val="left"/>
+      <w:rPr>
+        <w:rFonts w:hint="eastAsia"/>
+      </w:rPr>
+    </w:lvl>
+  </w:abstractNum>
+  <w:abstractNum w:abstractNumId="1">
+    <w:nsid w:val="26B71689"/>
+    <w:multiLevelType w:val="singleLevel"/>
+    <w:tmpl w:val="26B71689"/>
+    <w:lvl w:ilvl="0" w:tentative="0">
+      <w:start w:val="6"/>
+      <w:numFmt w:val="chineseCounting"/>
+      <w:suff w:val="nothing"/>
+      <w:lvlText w:val="%1、"/>
+      <w:lvlJc w:val="left"/>
+      <w:rPr>
+        <w:rFonts w:hint="eastAsia"/>
+      </w:rPr>
+    </w:lvl>
+  </w:abstractNum>
+  <w:num w:numId="1">
+    <w:abstractNumId w:val="0"/>
+  </w:num>
+  <w:num w:numId="2">
+    <w:abstractNumId w:val="1"/>
+  </w:num>
+</w:numbering>
 </file>
 
 <file path=word/styles.xml><?xml version="1.0" encoding="utf-8"?>
@@ -165,7 +580,7 @@
     <w:lsdException w:unhideWhenUsed="0" w:uiPriority="0" w:semiHidden="0" w:name="HTML Sample"/>
     <w:lsdException w:unhideWhenUsed="0" w:uiPriority="0" w:semiHidden="0" w:name="HTML Typewriter"/>
     <w:lsdException w:unhideWhenUsed="0" w:uiPriority="0" w:semiHidden="0" w:name="HTML Variable"/>
-    <w:lsdException w:unhideWhenUsed="0" w:uiPriority="0" w:name="Normal Table"/>
+    <w:lsdException w:qFormat="1" w:unhideWhenUsed="0" w:uiPriority="0" w:name="Normal Table"/>
     <w:lsdException w:unhideWhenUsed="0" w:uiPriority="0" w:semiHidden="0" w:name="annotation subject"/>
     <w:lsdException w:unhideWhenUsed="0" w:uiPriority="0" w:semiHidden="0" w:name="Table Simple 1"/>
     <w:lsdException w:unhideWhenUsed="0" w:uiPriority="0" w:semiHidden="0" w:name="Table Simple 2"/>
@@ -348,6 +763,28 @@
     </w:rPr>
   </w:style>
   <w:style w:type="paragraph" w:styleId="3">
+    <w:name w:val="heading 2"/>
+    <w:basedOn w:val="1"/>
+    <w:next w:val="1"/>
+    <w:semiHidden/>
+    <w:unhideWhenUsed/>
+    <w:qFormat/>
+    <w:uiPriority w:val="0"/>
+    <w:pPr>
+      <w:spacing w:before="0" w:beforeAutospacing="1" w:after="0" w:afterAutospacing="1"/>
+      <w:jc w:val="left"/>
+    </w:pPr>
+    <w:rPr>
+      <w:rFonts w:hint="eastAsia" w:ascii="宋体" w:hAnsi="宋体" w:eastAsia="宋体" w:cs="宋体"/>
+      <w:b/>
+      <w:bCs/>
+      <w:kern w:val="0"/>
+      <w:sz w:val="36"/>
+      <w:szCs w:val="36"/>
+      <w:lang w:val="en-US" w:eastAsia="zh-CN" w:bidi="ar"/>
+    </w:rPr>
+  </w:style>
+  <w:style w:type="paragraph" w:styleId="4">
     <w:name w:val="heading 3"/>
     <w:basedOn w:val="1"/>
     <w:next w:val="1"/>
@@ -365,14 +802,15 @@
       <w:sz w:val="32"/>
     </w:rPr>
   </w:style>
-  <w:style w:type="character" w:default="1" w:styleId="5">
+  <w:style w:type="character" w:default="1" w:styleId="6">
     <w:name w:val="Default Paragraph Font"/>
     <w:semiHidden/>
     <w:uiPriority w:val="0"/>
   </w:style>
-  <w:style w:type="table" w:default="1" w:styleId="4">
+  <w:style w:type="table" w:default="1" w:styleId="5">
     <w:name w:val="Normal Table"/>
     <w:semiHidden/>
+    <w:qFormat/>
     <w:uiPriority w:val="0"/>
     <w:tblPr>
       <w:tblCellMar>
